--- a/Mapped Curriculum Lesson - Supplemental Material/Grade 6/Lesson 03 - Decimal Numbers/Decimal Numbers - Worksheet.docx
+++ b/Mapped Curriculum Lesson - Supplemental Material/Grade 6/Lesson 03 - Decimal Numbers/Decimal Numbers - Worksheet.docx
@@ -914,7 +914,33 @@
         <w:rPr>
           <w:color w:val="080808"/>
         </w:rPr>
-        <w:t>Add a third decimal input called rest_minutes. Display total_minutes as travel minutes plus rest minutes. For 12.5 and 2.5, the total must be 15.0.</w:t>
+        <w:t xml:space="preserve">Ask for the number of rest minutes and store it in [rest_minutes]. Add [travel_minutes] and [rest_minutes], then store the result in [total_minutes]. Display </w:t>
+      </w:r>
+      <w:r>
+        <w:rPr>
+          <w:color w:val="067D17"/>
+          <w:rFonts w:ascii="Consolas" w:hAnsi="Consolas"/>
+        </w:rPr>
+        <w:t>"Total minutes:"</w:t>
+      </w:r>
+      <w:r>
+        <w:rPr>
+          <w:color w:val="080808"/>
+        </w:rPr>
+        <w:t xml:space="preserve"> followed by [total_minutes]. Test 10 kilometres, 12.5 travel minutes and 2.5 rest minutes; the output must include </w:t>
+      </w:r>
+      <w:r>
+        <w:rPr>
+          <w:color w:val="067D17"/>
+          <w:rFonts w:ascii="Consolas" w:hAnsi="Consolas"/>
+        </w:rPr>
+        <w:t>"Total minutes: 15.0"</w:t>
+      </w:r>
+      <w:r>
+        <w:rPr>
+          <w:color w:val="080808"/>
+        </w:rPr>
+        <w:t>.</w:t>
       </w:r>
     </w:p>
     <w:p>

--- a/Mapped Curriculum Lesson - Supplemental Material/Grade 6/Lesson 03 - Decimal Numbers/Decimal Numbers - Worksheet.docx
+++ b/Mapped Curriculum Lesson - Supplemental Material/Grade 6/Lesson 03 - Decimal Numbers/Decimal Numbers - Worksheet.docx
@@ -824,7 +824,69 @@
         <w:rPr>
           <w:color w:val="080808"/>
         </w:rPr>
-        <w:t>Store [distance] / 2 in a variable called [halfway_distance]. Display [halfway_distance] before [speed]. Test 9 kilometres and 3 minutes; the halfway distance should be 4.5.</w:t>
+        <w:t xml:space="preserve">Change the example so it also divides </w:t>
+      </w:r>
+      <w:r>
+        <w:rPr>
+          <w:color w:val="6A1B9A"/>
+          <w:rFonts w:ascii="JetBrains Mono" w:hAnsi="JetBrains Mono"/>
+          <w:sz w:val="20"/>
+          <w:szCs w:val="20"/>
+          <w:shd w:val="clear" w:color="auto" w:fill="ECEAF4"/>
+        </w:rPr>
+        <w:t> distance </w:t>
+      </w:r>
+      <w:r>
+        <w:rPr>
+          <w:color w:val="080808"/>
+        </w:rPr>
+        <w:t xml:space="preserve"> by 2 and stores the result in </w:t>
+      </w:r>
+      <w:r>
+        <w:rPr>
+          <w:color w:val="6A1B9A"/>
+          <w:rFonts w:ascii="JetBrains Mono" w:hAnsi="JetBrains Mono"/>
+          <w:sz w:val="20"/>
+          <w:szCs w:val="20"/>
+          <w:shd w:val="clear" w:color="auto" w:fill="ECEAF4"/>
+        </w:rPr>
+        <w:t> halfway_distance </w:t>
+      </w:r>
+      <w:r>
+        <w:rPr>
+          <w:color w:val="080808"/>
+        </w:rPr>
+        <w:t xml:space="preserve">. Display </w:t>
+      </w:r>
+      <w:r>
+        <w:rPr>
+          <w:color w:val="067D17"/>
+          <w:rFonts w:ascii="JetBrains Mono" w:hAnsi="JetBrains Mono"/>
+          <w:sz w:val="20"/>
+          <w:szCs w:val="20"/>
+        </w:rPr>
+        <w:t>"Halfway distance:"</w:t>
+      </w:r>
+      <w:r>
+        <w:rPr>
+          <w:color w:val="080808"/>
+        </w:rPr>
+        <w:t xml:space="preserve"> followed by this value before the speed. For example, 9 and 3 display </w:t>
+      </w:r>
+      <w:r>
+        <w:rPr>
+          <w:color w:val="067D17"/>
+          <w:rFonts w:ascii="JetBrains Mono" w:hAnsi="JetBrains Mono"/>
+          <w:sz w:val="20"/>
+          <w:szCs w:val="20"/>
+        </w:rPr>
+        <w:t>"Halfway distance: 4.5"</w:t>
+      </w:r>
+      <w:r>
+        <w:rPr>
+          <w:color w:val="080808"/>
+        </w:rPr>
+        <w:t>.</w:t>
       </w:r>
     </w:p>
     <w:p w14:noSpellErr="1">
@@ -914,12 +976,77 @@
         <w:rPr>
           <w:color w:val="080808"/>
         </w:rPr>
-        <w:t xml:space="preserve">Ask for the number of rest minutes and store it in [rest_minutes]. Add [travel_minutes] and [rest_minutes], then store the result in [total_minutes]. Display </w:t>
+        <w:t xml:space="preserve">Extend the example so it asks for rest minutes, converts the answer with </w:t>
+      </w:r>
+      <w:r>
+        <w:rPr>
+          <w:color w:val="1750EB"/>
+          <w:rFonts w:ascii="JetBrains Mono" w:hAnsi="JetBrains Mono"/>
+          <w:sz w:val="20"/>
+          <w:szCs w:val="20"/>
+        </w:rPr>
+        <w:t>float()</w:t>
+      </w:r>
+      <w:r>
+        <w:rPr>
+          <w:color w:val="080808"/>
+        </w:rPr>
+        <w:t xml:space="preserve"> and stores it in </w:t>
+      </w:r>
+      <w:r>
+        <w:rPr>
+          <w:color w:val="6A1B9A"/>
+          <w:rFonts w:ascii="JetBrains Mono" w:hAnsi="JetBrains Mono"/>
+          <w:sz w:val="20"/>
+          <w:szCs w:val="20"/>
+          <w:shd w:val="clear" w:color="auto" w:fill="ECEAF4"/>
+        </w:rPr>
+        <w:t> rest_minutes </w:t>
+      </w:r>
+      <w:r>
+        <w:rPr>
+          <w:color w:val="080808"/>
+        </w:rPr>
+        <w:t xml:space="preserve">. Add </w:t>
+      </w:r>
+      <w:r>
+        <w:rPr>
+          <w:color w:val="6A1B9A"/>
+          <w:rFonts w:ascii="JetBrains Mono" w:hAnsi="JetBrains Mono"/>
+          <w:sz w:val="20"/>
+          <w:szCs w:val="20"/>
+          <w:shd w:val="clear" w:color="auto" w:fill="ECEAF4"/>
+        </w:rPr>
+        <w:t> travel_minutes </w:t>
+      </w:r>
+      <w:r>
+        <w:rPr>
+          <w:color w:val="080808"/>
+        </w:rPr>
+        <w:t xml:space="preserve"> and </w:t>
+      </w:r>
+      <w:r>
+        <w:rPr>
+          <w:color w:val="6A1B9A"/>
+          <w:rFonts w:ascii="JetBrains Mono" w:hAnsi="JetBrains Mono"/>
+          <w:sz w:val="20"/>
+          <w:szCs w:val="20"/>
+          <w:shd w:val="clear" w:color="auto" w:fill="ECEAF4"/>
+        </w:rPr>
+        <w:t> rest_minutes </w:t>
+      </w:r>
+      <w:r>
+        <w:rPr>
+          <w:color w:val="080808"/>
+        </w:rPr>
+        <w:t xml:space="preserve"> and display </w:t>
       </w:r>
       <w:r>
         <w:rPr>
           <w:color w:val="067D17"/>
-          <w:rFonts w:ascii="Consolas" w:hAnsi="Consolas"/>
+          <w:rFonts w:ascii="JetBrains Mono" w:hAnsi="JetBrains Mono"/>
+          <w:sz w:val="20"/>
+          <w:szCs w:val="20"/>
         </w:rPr>
         <w:t>"Total minutes:"</w:t>
       </w:r>
@@ -927,12 +1054,14 @@
         <w:rPr>
           <w:color w:val="080808"/>
         </w:rPr>
-        <w:t xml:space="preserve"> followed by [total_minutes]. Test 10 kilometres, 12.5 travel minutes and 2.5 rest minutes; the output must include </w:t>
+        <w:t xml:space="preserve"> followed by the result. For example, 10, 12.5 and 2.5 display </w:t>
       </w:r>
       <w:r>
         <w:rPr>
           <w:color w:val="067D17"/>
-          <w:rFonts w:ascii="Consolas" w:hAnsi="Consolas"/>
+          <w:rFonts w:ascii="JetBrains Mono" w:hAnsi="JetBrains Mono"/>
+          <w:sz w:val="20"/>
+          <w:szCs w:val="20"/>
         </w:rPr>
         <w:t>"Total minutes: 15.0"</w:t>
       </w:r>
@@ -967,7 +1096,82 @@
         <w:rPr>
           <w:color w:val="080808"/>
         </w:rPr>
-        <w:t>Create a floor-area calculator. Ask for decimal length and width, multiply them, and display a labelled area. Test 4.5 by 2: the area should be 9.0.</w:t>
+        <w:t xml:space="preserve">Create a carpet calculator. Ask for a room's length, width and the carpet price per square metre, converting each answer with </w:t>
+      </w:r>
+      <w:r>
+        <w:rPr>
+          <w:color w:val="1750EB"/>
+          <w:rFonts w:ascii="JetBrains Mono" w:hAnsi="JetBrains Mono"/>
+          <w:sz w:val="20"/>
+          <w:szCs w:val="20"/>
+        </w:rPr>
+        <w:t>float()</w:t>
+      </w:r>
+      <w:r>
+        <w:rPr>
+          <w:color w:val="080808"/>
+        </w:rPr>
+        <w:t xml:space="preserve">. Display </w:t>
+      </w:r>
+      <w:r>
+        <w:rPr>
+          <w:color w:val="067D17"/>
+          <w:rFonts w:ascii="JetBrains Mono" w:hAnsi="JetBrains Mono"/>
+          <w:sz w:val="20"/>
+          <w:szCs w:val="20"/>
+        </w:rPr>
+        <w:t>"Floor area:"</w:t>
+      </w:r>
+      <w:r>
+        <w:rPr>
+          <w:color w:val="080808"/>
+        </w:rPr>
+        <w:t xml:space="preserve"> and </w:t>
+      </w:r>
+      <w:r>
+        <w:rPr>
+          <w:color w:val="067D17"/>
+          <w:rFonts w:ascii="JetBrains Mono" w:hAnsi="JetBrains Mono"/>
+          <w:sz w:val="20"/>
+          <w:szCs w:val="20"/>
+        </w:rPr>
+        <w:t>"Carpet cost:"</w:t>
+      </w:r>
+      <w:r>
+        <w:rPr>
+          <w:color w:val="080808"/>
+        </w:rPr>
+        <w:t xml:space="preserve"> with the results. For example, 4.5, 2 and 10.5 display </w:t>
+      </w:r>
+      <w:r>
+        <w:rPr>
+          <w:color w:val="067D17"/>
+          <w:rFonts w:ascii="JetBrains Mono" w:hAnsi="JetBrains Mono"/>
+          <w:sz w:val="20"/>
+          <w:szCs w:val="20"/>
+        </w:rPr>
+        <w:t>"Floor area: 9.0"</w:t>
+      </w:r>
+      <w:r>
+        <w:rPr>
+          <w:color w:val="080808"/>
+        </w:rPr>
+        <w:t xml:space="preserve"> and </w:t>
+      </w:r>
+      <w:r>
+        <w:rPr>
+          <w:color w:val="067D17"/>
+          <w:rFonts w:ascii="JetBrains Mono" w:hAnsi="JetBrains Mono"/>
+          <w:sz w:val="20"/>
+          <w:szCs w:val="20"/>
+        </w:rPr>
+        <w:t>"Carpet cost: 94.5"</w:t>
+      </w:r>
+      <w:r>
+        <w:rPr>
+          <w:color w:val="080808"/>
+        </w:rPr>
+        <w:t>.</w:t>
       </w:r>
     </w:p>
     <w:p>
